--- a/project/documents/letters/LtrGeneralPoa.docx
+++ b/project/documents/letters/LtrGeneralPoa.docx
@@ -4,122 +4,98 @@
   <w:body>
     <w:p>
       <w:pPr>
-        <w:tabs>
-          <w:tab w:val="right" w:pos="9360"/>
-        </w:tabs>
-        <w:rPr>
-          <w:sz w:val="20"/>
-          <w:szCs w:val="20"/>
-        </w:rPr>
-      </w:pPr>
-      <w:r>
-        <w:rPr>
-          <w:b/>
-          <w:bCs/>
-          <w:sz w:val="20"/>
-          <w:szCs w:val="20"/>
-        </w:rPr>
-        <w:t>&lt;&lt;WAName&gt;&gt; &lt;&lt;WAPhone&gt;&gt; - Direct Dial</w:t>
-      </w:r>
-      <w:r>
-        <w:rPr>
-          <w:b/>
-          <w:bCs/>
-          <w:sz w:val="20"/>
-          <w:szCs w:val="20"/>
-        </w:rPr>
-        <w:tab/>
-        <w:t>&lt;&lt;paraName&gt;&gt; &lt;&lt;paraPhone&gt;&gt; - Direct Dial</w:t>
-      </w:r>
-    </w:p>
-    <w:p>
-      <w:pPr>
-        <w:tabs>
-          <w:tab w:val="right" w:pos="9360"/>
-        </w:tabs>
-      </w:pPr>
-      <w:r>
-        <w:rPr>
-          <w:b/>
-          <w:bCs/>
-          <w:sz w:val="20"/>
-          <w:szCs w:val="20"/>
-        </w:rPr>
-        <w:t>&lt;&lt;WAEmail&gt;&gt;</w:t>
-      </w:r>
-      <w:r>
-        <w:rPr>
-          <w:b/>
-          <w:bCs/>
-          <w:sz w:val="20"/>
-          <w:szCs w:val="20"/>
-        </w:rPr>
-        <w:tab/>
-        <w:t>&lt;&lt;paraEmail&gt;&gt;</w:t>
-      </w:r>
-    </w:p>
-    <w:p>
-      <w:pPr>
-        <w:rPr>
-          <w:b/>
-          <w:bCs/>
-        </w:rPr>
-      </w:pPr>
-    </w:p>
-    <w:p>
-      <w:r>
-        <w:t>&lt;&lt;currentDate&gt;&gt;</w:t>
-      </w:r>
-    </w:p>
-    <w:p/>
-    <w:p>
-      <w:pPr>
-        <w:tabs>
-          <w:tab w:val="left" w:pos="-1440"/>
-        </w:tabs>
-      </w:pPr>
-      <w:r>
-        <w:t>&lt;&lt;recipient&gt;&gt;</w:t>
-      </w:r>
-    </w:p>
-    <w:p>
-      <w:pPr>
-        <w:tabs>
-          <w:tab w:val="left" w:pos="-1440"/>
-        </w:tabs>
-      </w:pPr>
-      <w:r>
-        <w:t>&lt;&lt;corrContactTitle&gt;&gt;</w:t>
-      </w:r>
-    </w:p>
-    <w:p>
-      <w:pPr>
-        <w:tabs>
-          <w:tab w:val="left" w:pos="-1440"/>
-        </w:tabs>
-      </w:pPr>
-      <w:r>
-        <w:t>&lt;&lt;orgName&gt;&gt;</w:t>
-      </w:r>
-    </w:p>
-    <w:p>
-      <w:pPr>
-        <w:tabs>
-          <w:tab w:val="right" w:pos="9360"/>
-        </w:tabs>
-      </w:pPr>
-      <w:r>
-        <w:t>&lt;&lt;workAddr&gt;&gt;</w:t>
-      </w:r>
-    </w:p>
-    <w:p>
-      <w:pPr>
-        <w:tabs>
-          <w:tab w:val="right" w:pos="9360"/>
-        </w:tabs>
-      </w:pPr>
-      <w:r>
-        <w:t>&lt;&lt;CSZ&gt;&gt;</w:t>
+        <w:pStyle w:val="NormalWeb"/>
+        <w:spacing w:before="0" w:beforeAutospacing="0" w:after="0" w:afterAutospacing="0"/>
+      </w:pPr>
+      <w:r>
+        <w:t xml:space="preserve">Subject line: &lt;&lt;orgName&gt;&gt;: &lt;&lt;clientRefNo&gt;&gt; / SLW Ref: &lt;&lt;matterNo&gt;&gt; / </w:t>
+      </w:r>
+      <w:r>
+        <w:t>SLW</w:t>
+      </w:r>
+      <w:r>
+        <w:t xml:space="preserve"> Report Out: </w:t>
+      </w:r>
+    </w:p>
+    <w:p>
+      <w:pPr>
+        <w:pStyle w:val="NormalWeb"/>
+        <w:spacing w:before="0" w:beforeAutospacing="0" w:after="0" w:afterAutospacing="0"/>
+      </w:pPr>
+    </w:p>
+    <w:p>
+      <w:pPr>
+        <w:pStyle w:val="NormalWeb"/>
+        <w:spacing w:before="0" w:beforeAutospacing="0" w:after="0" w:afterAutospacing="0"/>
+      </w:pPr>
+    </w:p>
+    <w:p>
+      <w:pPr>
+        <w:pStyle w:val="NormalWeb"/>
+        <w:spacing w:before="0" w:beforeAutospacing="0" w:after="0" w:afterAutospacing="0"/>
+      </w:pPr>
+    </w:p>
+    <w:p>
+      <w:pPr>
+        <w:pStyle w:val="NormalWeb"/>
+        <w:spacing w:before="0" w:beforeAutospacing="0" w:after="0" w:afterAutospacing="0"/>
+      </w:pPr>
+      <w:r>
+        <w:t>Body:</w:t>
+      </w:r>
+    </w:p>
+    <w:p>
+      <w:pPr>
+        <w:pStyle w:val="NormalWeb"/>
+        <w:spacing w:before="0" w:beforeAutospacing="0" w:after="0" w:afterAutospacing="0"/>
+      </w:pPr>
+    </w:p>
+    <w:p>
+      <w:pPr>
+        <w:pStyle w:val="NormalWeb"/>
+      </w:pPr>
+      <w:r>
+        <w:t xml:space="preserve">SCHWEGMAN, LUNDBERG &amp; WOESSNER, P.A. </w:t>
+      </w:r>
+    </w:p>
+    <w:p>
+      <w:pPr>
+        <w:pStyle w:val="NormalWeb"/>
+        <w:spacing w:before="0" w:beforeAutospacing="0" w:after="0" w:afterAutospacing="0"/>
+      </w:pPr>
+    </w:p>
+    <w:p>
+      <w:pPr>
+        <w:pStyle w:val="NormalWeb"/>
+        <w:spacing w:before="0" w:beforeAutospacing="0" w:after="0" w:afterAutospacing="0"/>
+      </w:pPr>
+      <w:r>
+        <w:t>&lt;&lt;This.WAName&gt;&gt; &lt;&lt;This.WAPhone&gt;</w:t>
+      </w:r>
+      <w:proofErr w:type="gramStart"/>
+      <w:r>
+        <w:t>&gt;  &lt;&lt;This.WAEmail</w:t>
+      </w:r>
+      <w:proofErr w:type="gramEnd"/>
+      <w:r>
+        <w:t>&gt;&gt;</w:t>
+      </w:r>
+    </w:p>
+    <w:p>
+      <w:pPr>
+        <w:pStyle w:val="NormalWeb"/>
+        <w:spacing w:before="0" w:beforeAutospacing="0" w:after="0" w:afterAutospacing="0"/>
+      </w:pPr>
+      <w:r>
+        <w:t>&lt;&lt;This.paraName&gt;&gt; &lt;&lt;This.paraPhone&gt;</w:t>
+      </w:r>
+      <w:proofErr w:type="gramStart"/>
+      <w:r>
+        <w:t>&gt;  &lt;&lt;This.paraEmail</w:t>
+      </w:r>
+      <w:proofErr w:type="gramEnd"/>
+      <w:r>
+        <w:t>&gt;&gt;</w:t>
       </w:r>
     </w:p>
     <w:p>
@@ -173,41 +149,18 @@
         <w:t>SLW Ref. No. &lt;&lt;matterNo&gt;&gt;</w:t>
       </w:r>
     </w:p>
-    <w:p/>
     <w:p>
       <w:pPr>
         <w:rPr>
           <w:noProof/>
         </w:rPr>
       </w:pPr>
-    </w:p>
-    <w:p>
-      <w:pPr>
+      <w:r>
         <w:rPr>
           <w:noProof/>
         </w:rPr>
-      </w:pPr>
-      <w:r>
-        <w:t xml:space="preserve">Dear </w:t>
-      </w:r>
-      <w:r>
-        <w:rPr>
-          <w:noProof/>
-        </w:rPr>
         <w:t>&lt;&lt;salutation&gt;&gt;</w:t>
       </w:r>
-      <w:r>
-        <w:t>:</w:t>
-      </w:r>
-    </w:p>
-    <w:p>
-      <w:pPr>
-        <w:rPr>
-          <w:rFonts w:ascii="Times New Roman" w:hAnsi="Times New Roman"/>
-          <w:color w:val="000000"/>
-          <w:szCs w:val="22"/>
-        </w:rPr>
-      </w:pPr>
     </w:p>
     <w:p>
       <w:pPr>
@@ -344,156 +297,6 @@
         <w:t>Please return the executed document to my attention via email at &lt;&lt;cmgEmail&gt;&gt; by &lt;&lt;returnDate&gt;&gt;.  If you have any questions regarding this matter, please contact &lt;&lt;WAName&gt;&gt; at &lt;&lt;WAPhone&gt;&gt;.</w:t>
       </w:r>
     </w:p>
-    <w:p>
-      <w:pPr>
-        <w:rPr>
-          <w:rFonts w:ascii="Times New Roman" w:hAnsi="Times New Roman"/>
-          <w:color w:val="000000"/>
-          <w:szCs w:val="22"/>
-        </w:rPr>
-      </w:pPr>
-    </w:p>
-    <w:p>
-      <w:pPr>
-        <w:rPr>
-          <w:rFonts w:ascii="Times New Roman" w:hAnsi="Times New Roman"/>
-          <w:color w:val="000000"/>
-          <w:szCs w:val="22"/>
-        </w:rPr>
-      </w:pPr>
-      <w:r>
-        <w:rPr>
-          <w:rFonts w:ascii="Times New Roman" w:hAnsi="Times New Roman"/>
-          <w:color w:val="000000"/>
-          <w:szCs w:val="22"/>
-        </w:rPr>
-        <w:t>Sincerely</w:t>
-      </w:r>
-      <w:r>
-        <w:rPr>
-          <w:rFonts w:ascii="Times New Roman" w:hAnsi="Times New Roman"/>
-          <w:color w:val="000000"/>
-          <w:szCs w:val="22"/>
-        </w:rPr>
-        <w:t>,</w:t>
-      </w:r>
-    </w:p>
-    <w:p>
-      <w:pPr>
-        <w:rPr>
-          <w:rFonts w:ascii="Times New Roman" w:hAnsi="Times New Roman"/>
-          <w:color w:val="000000"/>
-          <w:szCs w:val="22"/>
-        </w:rPr>
-      </w:pPr>
-    </w:p>
-    <w:p>
-      <w:pPr>
-        <w:pStyle w:val="Header"/>
-        <w:tabs>
-          <w:tab w:val="clear" w:pos="4320"/>
-          <w:tab w:val="clear" w:pos="8640"/>
-        </w:tabs>
-        <w:rPr>
-          <w:rFonts w:ascii="Times New Roman" w:hAnsi="Times New Roman"/>
-          <w:color w:val="000000"/>
-          <w:szCs w:val="22"/>
-        </w:rPr>
-      </w:pPr>
-    </w:p>
-    <w:p>
-      <w:pPr>
-        <w:rPr>
-          <w:rFonts w:ascii="Times New Roman" w:hAnsi="Times New Roman"/>
-          <w:color w:val="000000"/>
-          <w:szCs w:val="22"/>
-        </w:rPr>
-      </w:pPr>
-    </w:p>
-    <w:p>
-      <w:pPr>
-        <w:rPr>
-          <w:rFonts w:ascii="Times New Roman" w:hAnsi="Times New Roman"/>
-          <w:color w:val="000000"/>
-          <w:szCs w:val="22"/>
-        </w:rPr>
-      </w:pPr>
-      <w:r>
-        <w:rPr>
-          <w:rFonts w:ascii="Times New Roman" w:hAnsi="Times New Roman"/>
-          <w:color w:val="000000"/>
-          <w:szCs w:val="22"/>
-        </w:rPr>
-        <w:t>&lt;&lt;cmgName&gt;&gt;</w:t>
-      </w:r>
-    </w:p>
-    <w:p>
-      <w:pPr>
-        <w:rPr>
-          <w:rFonts w:ascii="Times New Roman" w:hAnsi="Times New Roman"/>
-          <w:color w:val="000000"/>
-          <w:szCs w:val="22"/>
-        </w:rPr>
-      </w:pPr>
-    </w:p>
-    <w:p>
-      <w:pPr>
-        <w:rPr>
-          <w:rFonts w:ascii="Times New Roman" w:hAnsi="Times New Roman"/>
-          <w:color w:val="000000"/>
-          <w:szCs w:val="22"/>
-        </w:rPr>
-      </w:pPr>
-      <w:r>
-        <w:rPr>
-          <w:rFonts w:ascii="Times New Roman" w:hAnsi="Times New Roman"/>
-          <w:color w:val="000000"/>
-          <w:szCs w:val="22"/>
-        </w:rPr>
-        <w:t>Enclosure</w:t>
-      </w:r>
-    </w:p>
-    <w:p>
-      <w:pPr>
-        <w:rPr>
-          <w:rFonts w:ascii="Times New Roman" w:hAnsi="Times New Roman"/>
-          <w:color w:val="000000"/>
-          <w:szCs w:val="22"/>
-        </w:rPr>
-      </w:pPr>
-    </w:p>
-    <w:tbl>
-      <w:tblPr>
-        <w:tblW w:w="9468" w:type="dxa"/>
-        <w:tblLook w:val="01E0" w:firstRow="1" w:lastRow="1" w:firstColumn="1" w:lastColumn="1" w:noHBand="0" w:noVBand="0"/>
-      </w:tblPr>
-      <w:tblGrid>
-        <w:gridCol w:w="1548"/>
-        <w:gridCol w:w="7920"/>
-      </w:tblGrid>
-      <w:tr>
-        <w:tc>
-          <w:tcPr>
-            <w:tcW w:w="1548" w:type="dxa"/>
-          </w:tcPr>
-          <w:p>
-            <w:r>
-              <w:t>&lt;&lt;ccTag&gt;&gt;</w:t>
-            </w:r>
-          </w:p>
-        </w:tc>
-        <w:tc>
-          <w:tcPr>
-            <w:tcW w:w="7920" w:type="dxa"/>
-          </w:tcPr>
-          <w:p>
-            <w:r>
-              <w:t>&lt;&lt;ccName&gt;&gt;</w:t>
-            </w:r>
-          </w:p>
-        </w:tc>
-      </w:tr>
-    </w:tbl>
     <w:p>
       <w:pPr>
         <w:rPr>
@@ -717,7 +520,7 @@
     <w:lsdException w:name="E-mail Signature" w:semiHidden="1" w:unhideWhenUsed="1"/>
     <w:lsdException w:name="HTML Top of Form" w:semiHidden="1" w:unhideWhenUsed="1"/>
     <w:lsdException w:name="HTML Bottom of Form" w:semiHidden="1" w:unhideWhenUsed="1"/>
-    <w:lsdException w:name="Normal (Web)" w:semiHidden="1" w:unhideWhenUsed="1"/>
+    <w:lsdException w:name="Normal (Web)" w:semiHidden="1" w:uiPriority="99" w:unhideWhenUsed="1"/>
     <w:lsdException w:name="HTML Acronym" w:semiHidden="1" w:unhideWhenUsed="1"/>
     <w:lsdException w:name="HTML Address" w:semiHidden="1" w:unhideWhenUsed="1"/>
     <w:lsdException w:name="HTML Cite" w:semiHidden="1" w:unhideWhenUsed="1"/>
@@ -1156,6 +959,26 @@
       <w:szCs w:val="16"/>
     </w:rPr>
   </w:style>
+  <w:style w:type="paragraph" w:styleId="NormalWeb">
+    <w:name w:val="Normal (Web)"/>
+    <w:basedOn w:val="Normal"/>
+    <w:uiPriority w:val="99"/>
+    <w:semiHidden/>
+    <w:unhideWhenUsed/>
+    <w:rsid w:val="009D010C"/>
+    <w:pPr>
+      <w:widowControl/>
+      <w:autoSpaceDE/>
+      <w:autoSpaceDN/>
+      <w:adjustRightInd/>
+      <w:spacing w:before="100" w:beforeAutospacing="1" w:after="100" w:afterAutospacing="1"/>
+    </w:pPr>
+    <w:rPr>
+      <w:rFonts w:ascii="Calibri" w:eastAsiaTheme="minorHAnsi" w:hAnsi="Calibri" w:cs="Calibri"/>
+      <w:sz w:val="22"/>
+      <w:szCs w:val="22"/>
+    </w:rPr>
+  </w:style>
 </w:styles>
 </file>
 
